--- a/downloads/documents/04 Units/Unit 02 - Individual Growth and Life Readiness - Me, My Goals, My Money/Lesson 02.02 - Traits, Strengths, and Interests.docx
+++ b/downloads/documents/04 Units/Unit 02 - Individual Growth and Life Readiness - Me, My Goals, My Money/Lesson 02.02 - Traits, Strengths, and Interests.docx
@@ -338,7 +338,7 @@
         <w:t xml:space="preserve"> </w:t>
       </w:r>
       <w:r>
-        <w:t xml:space="preserve">Tier 3 (FACS): strength, interest, aptitude, interest type (realistic, investigative, artistic, social, enterprising, conventional), career. See the unit vocabulary list for Turkish, Portuguese, and Spanish.</w:t>
+        <w:t xml:space="preserve">Tier 3 (FACS): strength, interest, aptitude, interest type (realistic, investigative, artistic, social, enterprising, conventional), career. See the unit vocabulary list for the Spanish column.</w:t>
       </w:r>
     </w:p>
     <w:p>
@@ -1741,7 +1741,7 @@
         <w:pStyle w:val="Compact"/>
       </w:pPr>
       <w:r>
-        <w:t xml:space="preserve">ELL: the strengths inventory and the quiz items are short, single-clause sentences; the six type names have a picture each on the slide (a wrench, a magnifying glass, a paintbrush, two people, a megaphone, a checklist) and are printed on the quiz; a word bank in Turkish, Portuguese, and Spanish for trait, strength, interest, and career sits on both handouts; the notice card has a sentence frame ("I noticed you are good at ___ because ___"). Read the 30 items aloud for any table that asks; pair with a bilingual peer.</w:t>
+        <w:t xml:space="preserve">ELL: the strengths inventory and the quiz items are short, single-clause sentences; the six type names have a picture each on the slide (a wrench, a magnifying glass, a paintbrush, two people, a megaphone, a checklist) and are printed on the quiz; a word bank in Spanish for trait, strength, interest, and career sits on both handouts; the notice card has a sentence frame ("I noticed you are good at ___ because ___"). Read the 30 items aloud for any table that asks; pair with a bilingual peer.</w:t>
       </w:r>
     </w:p>
     <w:p>

--- a/downloads/documents/04 Units/Unit 02 - Individual Growth and Life Readiness - Me, My Goals, My Money/Lesson 02.02 - Traits, Strengths, and Interests.docx
+++ b/downloads/documents/04 Units/Unit 02 - Individual Growth and Life Readiness - Me, My Goals, My Money/Lesson 02.02 - Traits, Strengths, and Interests.docx
@@ -200,7 +200,7 @@
         <w:pStyle w:val="FirstParagraph"/>
       </w:pPr>
       <w:r>
-        <w:t xml:space="preserve">(The task asked for a 12.1.x self-concept competency. None exists: 12.1.1 to 12.1.3 are about development across the life span, not self-concept. The crosswalk row for IGLR 1. b) gives 13.2.1, which is printed in the IGLR module block, so it is cited instead.)</w:t>
+        <w:t xml:space="preserve">(The unit plan called for a 12.1.x self-concept competency. None exists: 12.1.1 to 12.1.3 are about development across the life span, not self-concept. The crosswalk row for IGLR 1. b) gives 13.2.1, which is printed in the IGLR module block, so it is cited instead.)</w:t>
       </w:r>
     </w:p>
     <w:p>
